--- a/capitulos_word_pt/cap14_plataforma_software.docx
+++ b/capitulos_word_pt/cap14_plataforma_software.docx
@@ -126,6 +126,82 @@
           <w:sz w:val="22"/>
         </w:rPr>
         <w:t xml:space="preserve"> — de forma análoga à fórmula Barrett Universal II para cálculo de LIO ou ao software Alpins ASSORT para análise de astigmatismo. O cirurgião fornece os dados de entrada, o software realiza a análise biomecânica e o resultado é uma lista classificada de configurações de anéis com os valores esperados de VR, VT e Vτ para cada uma.</w:t>
+      </w:r>
+    </w:p>
+    <w:p>
+      <w:pPr>
+        <w:spacing w:before="80" w:after="120" w:line="276" w:lineRule="auto"/>
+        <w:ind w:left="720" w:right="720"/>
+      </w:pPr>
+      <w:r>
+        <w:rPr>
+          <w:rFonts w:ascii="Calibri" w:hAnsi="Calibri"/>
+          <w:b w:val="0"/>
+          <w:i w:val="0"/>
+          <w:color w:val="334E68"/>
+          <w:sz w:val="21"/>
+        </w:rPr>
+        <w:t xml:space="preserve">[!NOTE] </w:t>
+      </w:r>
+      <w:r>
+        <w:rPr>
+          <w:rFonts w:ascii="Calibri" w:hAnsi="Calibri"/>
+          <w:b/>
+          <w:i w:val="0"/>
+          <w:color w:val="334E68"/>
+          <w:sz w:val="21"/>
+        </w:rPr>
+        <w:t>Para o Clínico: O Software Não Substitui o Cirurgião</w:t>
+      </w:r>
+      <w:r>
+        <w:rPr>
+          <w:rFonts w:ascii="Calibri" w:hAnsi="Calibri"/>
+          <w:b w:val="0"/>
+          <w:i w:val="0"/>
+          <w:color w:val="334E68"/>
+          <w:sz w:val="21"/>
+        </w:rPr>
+        <w:t xml:space="preserve"> A plataforma AVBC funciona como o Barrett ou o ASSORT: você insere os dados, o software calcula, e você decide. A plataforma gera uma </w:t>
+      </w:r>
+      <w:r>
+        <w:rPr>
+          <w:rFonts w:ascii="Calibri" w:hAnsi="Calibri"/>
+          <w:b w:val="0"/>
+          <w:i/>
+          <w:color w:val="334E68"/>
+          <w:sz w:val="21"/>
+        </w:rPr>
+        <w:t>recomendação</w:t>
+      </w:r>
+      <w:r>
+        <w:rPr>
+          <w:rFonts w:ascii="Calibri" w:hAnsi="Calibri"/>
+          <w:b w:val="0"/>
+          <w:i w:val="0"/>
+          <w:color w:val="334E68"/>
+          <w:sz w:val="21"/>
+        </w:rPr>
+        <w:t xml:space="preserve">, não uma </w:t>
+      </w:r>
+      <w:r>
+        <w:rPr>
+          <w:rFonts w:ascii="Calibri" w:hAnsi="Calibri"/>
+          <w:b w:val="0"/>
+          <w:i/>
+          <w:color w:val="334E68"/>
+          <w:sz w:val="21"/>
+        </w:rPr>
+        <w:t>prescrição</w:t>
+      </w:r>
+      <w:r>
+        <w:rPr>
+          <w:rFonts w:ascii="Calibri" w:hAnsi="Calibri"/>
+          <w:b w:val="0"/>
+          <w:i w:val="0"/>
+          <w:color w:val="334E68"/>
+          <w:sz w:val="21"/>
+        </w:rPr>
+        <w:t>. O cirurgião sempre tem a última palavra.</w:t>
       </w:r>
     </w:p>
     <w:p>
@@ -2462,6 +2538,42 @@
           <w:sz w:val="22"/>
         </w:rPr>
         <w:t>Cada ajuste atualiza os valores previstos de ΔK, ΔCyl e migração do ápice em tempo real.</w:t>
+      </w:r>
+    </w:p>
+    <w:p>
+      <w:pPr>
+        <w:spacing w:before="80" w:after="120" w:line="276" w:lineRule="auto"/>
+        <w:ind w:left="720" w:right="720"/>
+      </w:pPr>
+      <w:r>
+        <w:rPr>
+          <w:rFonts w:ascii="Calibri" w:hAnsi="Calibri"/>
+          <w:b w:val="0"/>
+          <w:i w:val="0"/>
+          <w:color w:val="334E68"/>
+          <w:sz w:val="21"/>
+        </w:rPr>
+        <w:t xml:space="preserve">[!TIP] </w:t>
+      </w:r>
+      <w:r>
+        <w:rPr>
+          <w:rFonts w:ascii="Calibri" w:hAnsi="Calibri"/>
+          <w:b/>
+          <w:i w:val="0"/>
+          <w:color w:val="334E68"/>
+          <w:sz w:val="21"/>
+        </w:rPr>
+        <w:t>Para o Clínico: Imagine Isto na Prática</w:t>
+      </w:r>
+      <w:r>
+        <w:rPr>
+          <w:rFonts w:ascii="Calibri" w:hAnsi="Calibri"/>
+          <w:b w:val="0"/>
+          <w:i w:val="0"/>
+          <w:color w:val="334E68"/>
+          <w:sz w:val="21"/>
+        </w:rPr>
+        <w:t xml:space="preserve"> Antes da cirurgia, abre o software, insere os dados do Pentacam e da aberrometria. O sistema classifica automáticamente (O+, Crescente paracentral, VT dominante). Arraste o slider de arco de 160° para 210° e veja o VT subir. Arraste a espessura e veja o VR subir. Compare com o que o nomograma sugeriria. Em 2 minutos, tem uma prescrição biomecânicamente justificada.</w:t>
       </w:r>
     </w:p>
     <w:p>
@@ -5213,7 +5325,7 @@
           <w:color w:val="222222"/>
           <w:sz w:val="22"/>
         </w:rPr>
-        <w:t xml:space="preserve">García de Oteyza G, et al. Finite element analysis of progressive thickness ICRS. </w:t>
+        <w:t xml:space="preserve">García de Oteyza G, Kling S, Álvarez de Toledo J, Barraquer RI. Refractive changes of a new asymmetric intracorneal ring segment with variable thickness and base width: A 2D finite-element model. </w:t>
       </w:r>
       <w:r>
         <w:rPr>
@@ -5223,7 +5335,7 @@
           <w:color w:val="222222"/>
           <w:sz w:val="22"/>
         </w:rPr>
-        <w:t>J Cataract Refract Surg</w:t>
+        <w:t>PLoS One</w:t>
       </w:r>
       <w:r>
         <w:rPr>
@@ -5233,7 +5345,7 @@
           <w:color w:val="222222"/>
           <w:sz w:val="22"/>
         </w:rPr>
-        <w:t>. 2021;47(2):258–265.</w:t>
+        <w:t>. 2021;16(1):e0245063.</w:t>
       </w:r>
     </w:p>
     <w:p>
